--- a/Authorship Report.docx
+++ b/Authorship Report.docx
@@ -10,8 +10,8 @@
       </w:tblPr>
       <w:tblGrid>
         <w:gridCol w:w="3335"/>
-        <w:gridCol w:w="1601"/>
-        <w:gridCol w:w="1575"/>
+        <w:gridCol w:w="913"/>
+        <w:gridCol w:w="2263"/>
         <w:gridCol w:w="2505"/>
       </w:tblGrid>
       <w:tr>
@@ -35,7 +35,7 @@
         </w:tc>
         <w:tc>
           <w:tcPr>
-            <w:tcW w:w="1601" w:type="dxa"/>
+            <w:tcW w:w="913" w:type="dxa"/>
           </w:tcPr>
           <w:p>
             <w:pPr>
@@ -53,7 +53,7 @@
         </w:tc>
         <w:tc>
           <w:tcPr>
-            <w:tcW w:w="1575" w:type="dxa"/>
+            <w:tcW w:w="2263" w:type="dxa"/>
           </w:tcPr>
           <w:p>
             <w:pPr>
@@ -109,7 +109,7 @@
         </w:tc>
         <w:tc>
           <w:tcPr>
-            <w:tcW w:w="1601" w:type="dxa"/>
+            <w:tcW w:w="913" w:type="dxa"/>
           </w:tcPr>
           <w:p>
             <w:pPr>
@@ -127,7 +127,7 @@
         </w:tc>
         <w:tc>
           <w:tcPr>
-            <w:tcW w:w="1575" w:type="dxa"/>
+            <w:tcW w:w="2263" w:type="dxa"/>
           </w:tcPr>
           <w:p>
             <w:pPr>
@@ -191,7 +191,7 @@
         </w:tc>
         <w:tc>
           <w:tcPr>
-            <w:tcW w:w="1601" w:type="dxa"/>
+            <w:tcW w:w="913" w:type="dxa"/>
           </w:tcPr>
           <w:p>
             <w:pPr>
@@ -209,19 +209,25 @@
         </w:tc>
         <w:tc>
           <w:tcPr>
-            <w:tcW w:w="1575" w:type="dxa"/>
-          </w:tcPr>
-          <w:p>
-            <w:pPr>
-              <w:rPr>
-                <w:rFonts w:ascii="Times New Roman" w:hAnsi="Times New Roman" w:cs="Times New Roman"/>
-              </w:rPr>
-            </w:pPr>
-            <w:r>
-              <w:rPr>
-                <w:rFonts w:ascii="Times New Roman" w:hAnsi="Times New Roman" w:cs="Times New Roman"/>
-              </w:rPr>
-              <w:t>420</w:t>
+            <w:tcW w:w="2263" w:type="dxa"/>
+          </w:tcPr>
+          <w:p>
+            <w:pPr>
+              <w:rPr>
+                <w:rFonts w:ascii="Times New Roman" w:hAnsi="Times New Roman" w:cs="Times New Roman"/>
+              </w:rPr>
+            </w:pPr>
+            <w:r>
+              <w:rPr>
+                <w:rFonts w:ascii="Times New Roman" w:hAnsi="Times New Roman" w:cs="Times New Roman"/>
+              </w:rPr>
+              <w:t>4</w:t>
+            </w:r>
+            <w:r>
+              <w:rPr>
+                <w:rFonts w:ascii="Times New Roman" w:hAnsi="Times New Roman" w:cs="Times New Roman"/>
+              </w:rPr>
+              <w:t>14</w:t>
             </w:r>
           </w:p>
         </w:tc>
@@ -273,7 +279,7 @@
         </w:tc>
         <w:tc>
           <w:tcPr>
-            <w:tcW w:w="1601" w:type="dxa"/>
+            <w:tcW w:w="913" w:type="dxa"/>
           </w:tcPr>
           <w:p>
             <w:pPr>
@@ -291,7 +297,7 @@
         </w:tc>
         <w:tc>
           <w:tcPr>
-            <w:tcW w:w="1575" w:type="dxa"/>
+            <w:tcW w:w="2263" w:type="dxa"/>
           </w:tcPr>
           <w:p>
             <w:pPr>
@@ -337,17 +343,25 @@
                 <w:rFonts w:ascii="Times New Roman" w:hAnsi="Times New Roman" w:cs="Times New Roman"/>
               </w:rPr>
             </w:pPr>
-            <w:r>
-              <w:rPr>
-                <w:rFonts w:ascii="Times New Roman" w:hAnsi="Times New Roman" w:cs="Times New Roman"/>
-              </w:rPr>
-              <w:t>ManufacturersController.cs</w:t>
-            </w:r>
-          </w:p>
-        </w:tc>
-        <w:tc>
-          <w:tcPr>
-            <w:tcW w:w="1601" w:type="dxa"/>
+            <w:bookmarkStart w:id="2" w:name="_Hlk215323542"/>
+            <w:r>
+              <w:rPr>
+                <w:rFonts w:ascii="Times New Roman" w:hAnsi="Times New Roman" w:cs="Times New Roman"/>
+              </w:rPr>
+              <w:t>ManufacturersController</w:t>
+            </w:r>
+            <w:bookmarkEnd w:id="2"/>
+            <w:r>
+              <w:rPr>
+                <w:rFonts w:ascii="Times New Roman" w:hAnsi="Times New Roman" w:cs="Times New Roman"/>
+              </w:rPr>
+              <w:t>.cs</w:t>
+            </w:r>
+          </w:p>
+        </w:tc>
+        <w:tc>
+          <w:tcPr>
+            <w:tcW w:w="913" w:type="dxa"/>
           </w:tcPr>
           <w:p>
             <w:pPr>
@@ -365,19 +379,25 @@
         </w:tc>
         <w:tc>
           <w:tcPr>
-            <w:tcW w:w="1575" w:type="dxa"/>
-          </w:tcPr>
-          <w:p>
-            <w:pPr>
-              <w:rPr>
-                <w:rFonts w:ascii="Times New Roman" w:hAnsi="Times New Roman" w:cs="Times New Roman"/>
-              </w:rPr>
-            </w:pPr>
-            <w:r>
-              <w:rPr>
-                <w:rFonts w:ascii="Times New Roman" w:hAnsi="Times New Roman" w:cs="Times New Roman"/>
-              </w:rPr>
-              <w:t>52</w:t>
+            <w:tcW w:w="2263" w:type="dxa"/>
+          </w:tcPr>
+          <w:p>
+            <w:pPr>
+              <w:rPr>
+                <w:rFonts w:ascii="Times New Roman" w:hAnsi="Times New Roman" w:cs="Times New Roman"/>
+              </w:rPr>
+            </w:pPr>
+            <w:r>
+              <w:rPr>
+                <w:rFonts w:ascii="Times New Roman" w:hAnsi="Times New Roman" w:cs="Times New Roman"/>
+              </w:rPr>
+              <w:t>4</w:t>
+            </w:r>
+            <w:r>
+              <w:rPr>
+                <w:rFonts w:ascii="Times New Roman" w:hAnsi="Times New Roman" w:cs="Times New Roman"/>
+              </w:rPr>
+              <w:t>6</w:t>
             </w:r>
           </w:p>
         </w:tc>
@@ -411,17 +431,25 @@
                 <w:rFonts w:ascii="Times New Roman" w:hAnsi="Times New Roman" w:cs="Times New Roman"/>
               </w:rPr>
             </w:pPr>
-            <w:r>
-              <w:rPr>
-                <w:rFonts w:ascii="Times New Roman" w:hAnsi="Times New Roman" w:cs="Times New Roman"/>
-              </w:rPr>
-              <w:t>ActiveModel.cs</w:t>
-            </w:r>
-          </w:p>
-        </w:tc>
-        <w:tc>
-          <w:tcPr>
-            <w:tcW w:w="1601" w:type="dxa"/>
+            <w:bookmarkStart w:id="3" w:name="_Hlk215323623"/>
+            <w:r>
+              <w:rPr>
+                <w:rFonts w:ascii="Times New Roman" w:hAnsi="Times New Roman" w:cs="Times New Roman"/>
+              </w:rPr>
+              <w:t>ActiveModel</w:t>
+            </w:r>
+            <w:bookmarkEnd w:id="3"/>
+            <w:r>
+              <w:rPr>
+                <w:rFonts w:ascii="Times New Roman" w:hAnsi="Times New Roman" w:cs="Times New Roman"/>
+              </w:rPr>
+              <w:t>.cs</w:t>
+            </w:r>
+          </w:p>
+        </w:tc>
+        <w:tc>
+          <w:tcPr>
+            <w:tcW w:w="913" w:type="dxa"/>
           </w:tcPr>
           <w:p>
             <w:pPr>
@@ -439,19 +467,25 @@
         </w:tc>
         <w:tc>
           <w:tcPr>
-            <w:tcW w:w="1575" w:type="dxa"/>
-          </w:tcPr>
-          <w:p>
-            <w:pPr>
-              <w:rPr>
-                <w:rFonts w:ascii="Times New Roman" w:hAnsi="Times New Roman" w:cs="Times New Roman"/>
-              </w:rPr>
-            </w:pPr>
-            <w:r>
-              <w:rPr>
-                <w:rFonts w:ascii="Times New Roman" w:hAnsi="Times New Roman" w:cs="Times New Roman"/>
-              </w:rPr>
-              <w:t>144</w:t>
+            <w:tcW w:w="2263" w:type="dxa"/>
+          </w:tcPr>
+          <w:p>
+            <w:pPr>
+              <w:rPr>
+                <w:rFonts w:ascii="Times New Roman" w:hAnsi="Times New Roman" w:cs="Times New Roman"/>
+              </w:rPr>
+            </w:pPr>
+            <w:r>
+              <w:rPr>
+                <w:rFonts w:ascii="Times New Roman" w:hAnsi="Times New Roman" w:cs="Times New Roman"/>
+              </w:rPr>
+              <w:t>14</w:t>
+            </w:r>
+            <w:r>
+              <w:rPr>
+                <w:rFonts w:ascii="Times New Roman" w:hAnsi="Times New Roman" w:cs="Times New Roman"/>
+              </w:rPr>
+              <w:t>3</w:t>
             </w:r>
           </w:p>
         </w:tc>
@@ -485,17 +519,25 @@
                 <w:rFonts w:ascii="Times New Roman" w:hAnsi="Times New Roman" w:cs="Times New Roman"/>
               </w:rPr>
             </w:pPr>
-            <w:r>
-              <w:rPr>
-                <w:rFonts w:ascii="Times New Roman" w:hAnsi="Times New Roman" w:cs="Times New Roman"/>
-              </w:rPr>
-              <w:t>ModelHotLoader.cs</w:t>
-            </w:r>
-          </w:p>
-        </w:tc>
-        <w:tc>
-          <w:tcPr>
-            <w:tcW w:w="1601" w:type="dxa"/>
+            <w:bookmarkStart w:id="4" w:name="_Hlk215323630"/>
+            <w:r>
+              <w:rPr>
+                <w:rFonts w:ascii="Times New Roman" w:hAnsi="Times New Roman" w:cs="Times New Roman"/>
+              </w:rPr>
+              <w:t>ModelHotLoader</w:t>
+            </w:r>
+            <w:bookmarkEnd w:id="4"/>
+            <w:r>
+              <w:rPr>
+                <w:rFonts w:ascii="Times New Roman" w:hAnsi="Times New Roman" w:cs="Times New Roman"/>
+              </w:rPr>
+              <w:t>.cs</w:t>
+            </w:r>
+          </w:p>
+        </w:tc>
+        <w:tc>
+          <w:tcPr>
+            <w:tcW w:w="913" w:type="dxa"/>
           </w:tcPr>
           <w:p>
             <w:pPr>
@@ -513,19 +555,25 @@
         </w:tc>
         <w:tc>
           <w:tcPr>
-            <w:tcW w:w="1575" w:type="dxa"/>
-          </w:tcPr>
-          <w:p>
-            <w:pPr>
-              <w:rPr>
-                <w:rFonts w:ascii="Times New Roman" w:hAnsi="Times New Roman" w:cs="Times New Roman"/>
-              </w:rPr>
-            </w:pPr>
-            <w:r>
-              <w:rPr>
-                <w:rFonts w:ascii="Times New Roman" w:hAnsi="Times New Roman" w:cs="Times New Roman"/>
-              </w:rPr>
-              <w:t>43</w:t>
+            <w:tcW w:w="2263" w:type="dxa"/>
+          </w:tcPr>
+          <w:p>
+            <w:pPr>
+              <w:rPr>
+                <w:rFonts w:ascii="Times New Roman" w:hAnsi="Times New Roman" w:cs="Times New Roman"/>
+              </w:rPr>
+            </w:pPr>
+            <w:r>
+              <w:rPr>
+                <w:rFonts w:ascii="Times New Roman" w:hAnsi="Times New Roman" w:cs="Times New Roman"/>
+              </w:rPr>
+              <w:t>4</w:t>
+            </w:r>
+            <w:r>
+              <w:rPr>
+                <w:rFonts w:ascii="Times New Roman" w:hAnsi="Times New Roman" w:cs="Times New Roman"/>
+              </w:rPr>
+              <w:t>5</w:t>
             </w:r>
           </w:p>
         </w:tc>
@@ -559,14 +607,14 @@
                 <w:rFonts w:ascii="Times New Roman" w:hAnsi="Times New Roman" w:cs="Times New Roman"/>
               </w:rPr>
             </w:pPr>
-            <w:bookmarkStart w:id="2" w:name="_Hlk215319748"/>
+            <w:bookmarkStart w:id="5" w:name="_Hlk215319748"/>
             <w:r>
               <w:rPr>
                 <w:rFonts w:ascii="Times New Roman" w:hAnsi="Times New Roman" w:cs="Times New Roman"/>
               </w:rPr>
               <w:t>StaticBundleResolver</w:t>
             </w:r>
-            <w:bookmarkEnd w:id="2"/>
+            <w:bookmarkEnd w:id="5"/>
             <w:r>
               <w:rPr>
                 <w:rFonts w:ascii="Times New Roman" w:hAnsi="Times New Roman" w:cs="Times New Roman"/>
@@ -577,7 +625,7 @@
         </w:tc>
         <w:tc>
           <w:tcPr>
-            <w:tcW w:w="1601" w:type="dxa"/>
+            <w:tcW w:w="913" w:type="dxa"/>
           </w:tcPr>
           <w:p>
             <w:pPr>
@@ -595,19 +643,25 @@
         </w:tc>
         <w:tc>
           <w:tcPr>
-            <w:tcW w:w="1575" w:type="dxa"/>
-          </w:tcPr>
-          <w:p>
-            <w:pPr>
-              <w:rPr>
-                <w:rFonts w:ascii="Times New Roman" w:hAnsi="Times New Roman" w:cs="Times New Roman"/>
-              </w:rPr>
-            </w:pPr>
-            <w:r>
-              <w:rPr>
-                <w:rFonts w:ascii="Times New Roman" w:hAnsi="Times New Roman" w:cs="Times New Roman"/>
-              </w:rPr>
-              <w:t>22</w:t>
+            <w:tcW w:w="2263" w:type="dxa"/>
+          </w:tcPr>
+          <w:p>
+            <w:pPr>
+              <w:rPr>
+                <w:rFonts w:ascii="Times New Roman" w:hAnsi="Times New Roman" w:cs="Times New Roman"/>
+              </w:rPr>
+            </w:pPr>
+            <w:r>
+              <w:rPr>
+                <w:rFonts w:ascii="Times New Roman" w:hAnsi="Times New Roman" w:cs="Times New Roman"/>
+              </w:rPr>
+              <w:t>2</w:t>
+            </w:r>
+            <w:r>
+              <w:rPr>
+                <w:rFonts w:ascii="Times New Roman" w:hAnsi="Times New Roman" w:cs="Times New Roman"/>
+              </w:rPr>
+              <w:t>1</w:t>
             </w:r>
           </w:p>
         </w:tc>
@@ -641,14 +695,14 @@
                 <w:rFonts w:ascii="Times New Roman" w:hAnsi="Times New Roman" w:cs="Times New Roman"/>
               </w:rPr>
             </w:pPr>
-            <w:bookmarkStart w:id="3" w:name="_Hlk215319763"/>
+            <w:bookmarkStart w:id="6" w:name="_Hlk215319763"/>
             <w:r>
               <w:rPr>
                 <w:rFonts w:ascii="Times New Roman" w:hAnsi="Times New Roman" w:cs="Times New Roman"/>
               </w:rPr>
               <w:t>ServingHelpers</w:t>
             </w:r>
-            <w:bookmarkEnd w:id="3"/>
+            <w:bookmarkEnd w:id="6"/>
             <w:r>
               <w:rPr>
                 <w:rFonts w:ascii="Times New Roman" w:hAnsi="Times New Roman" w:cs="Times New Roman"/>
@@ -659,7 +713,7 @@
         </w:tc>
         <w:tc>
           <w:tcPr>
-            <w:tcW w:w="1601" w:type="dxa"/>
+            <w:tcW w:w="913" w:type="dxa"/>
           </w:tcPr>
           <w:p>
             <w:pPr>
@@ -677,19 +731,19 @@
         </w:tc>
         <w:tc>
           <w:tcPr>
-            <w:tcW w:w="1575" w:type="dxa"/>
-          </w:tcPr>
-          <w:p>
-            <w:pPr>
-              <w:rPr>
-                <w:rFonts w:ascii="Times New Roman" w:hAnsi="Times New Roman" w:cs="Times New Roman"/>
-              </w:rPr>
-            </w:pPr>
-            <w:r>
-              <w:rPr>
-                <w:rFonts w:ascii="Times New Roman" w:hAnsi="Times New Roman" w:cs="Times New Roman"/>
-              </w:rPr>
-              <w:t>47</w:t>
+            <w:tcW w:w="2263" w:type="dxa"/>
+          </w:tcPr>
+          <w:p>
+            <w:pPr>
+              <w:rPr>
+                <w:rFonts w:ascii="Times New Roman" w:hAnsi="Times New Roman" w:cs="Times New Roman"/>
+              </w:rPr>
+            </w:pPr>
+            <w:r>
+              <w:rPr>
+                <w:rFonts w:ascii="Times New Roman" w:hAnsi="Times New Roman" w:cs="Times New Roman"/>
+              </w:rPr>
+              <w:t>52</w:t>
             </w:r>
           </w:p>
         </w:tc>
@@ -723,14 +777,15 @@
                 <w:rFonts w:ascii="Times New Roman" w:hAnsi="Times New Roman" w:cs="Times New Roman"/>
               </w:rPr>
             </w:pPr>
-            <w:bookmarkStart w:id="4" w:name="_Hlk215319771"/>
-            <w:r>
-              <w:rPr>
-                <w:rFonts w:ascii="Times New Roman" w:hAnsi="Times New Roman" w:cs="Times New Roman"/>
-              </w:rPr>
+            <w:bookmarkStart w:id="7" w:name="_Hlk215319771"/>
+            <w:r>
+              <w:rPr>
+                <w:rFonts w:ascii="Times New Roman" w:hAnsi="Times New Roman" w:cs="Times New Roman"/>
+              </w:rPr>
+              <w:lastRenderedPageBreak/>
               <w:t>ModelPersistence</w:t>
             </w:r>
-            <w:bookmarkEnd w:id="4"/>
+            <w:bookmarkEnd w:id="7"/>
             <w:r>
               <w:rPr>
                 <w:rFonts w:ascii="Times New Roman" w:hAnsi="Times New Roman" w:cs="Times New Roman"/>
@@ -741,7 +796,7 @@
         </w:tc>
         <w:tc>
           <w:tcPr>
-            <w:tcW w:w="1601" w:type="dxa"/>
+            <w:tcW w:w="913" w:type="dxa"/>
           </w:tcPr>
           <w:p>
             <w:pPr>
@@ -759,19 +814,25 @@
         </w:tc>
         <w:tc>
           <w:tcPr>
-            <w:tcW w:w="1575" w:type="dxa"/>
-          </w:tcPr>
-          <w:p>
-            <w:pPr>
-              <w:rPr>
-                <w:rFonts w:ascii="Times New Roman" w:hAnsi="Times New Roman" w:cs="Times New Roman"/>
-              </w:rPr>
-            </w:pPr>
-            <w:r>
-              <w:rPr>
-                <w:rFonts w:ascii="Times New Roman" w:hAnsi="Times New Roman" w:cs="Times New Roman"/>
-              </w:rPr>
-              <w:t>335</w:t>
+            <w:tcW w:w="2263" w:type="dxa"/>
+          </w:tcPr>
+          <w:p>
+            <w:pPr>
+              <w:rPr>
+                <w:rFonts w:ascii="Times New Roman" w:hAnsi="Times New Roman" w:cs="Times New Roman"/>
+              </w:rPr>
+            </w:pPr>
+            <w:r>
+              <w:rPr>
+                <w:rFonts w:ascii="Times New Roman" w:hAnsi="Times New Roman" w:cs="Times New Roman"/>
+              </w:rPr>
+              <w:t>3</w:t>
+            </w:r>
+            <w:r>
+              <w:rPr>
+                <w:rFonts w:ascii="Times New Roman" w:hAnsi="Times New Roman" w:cs="Times New Roman"/>
+              </w:rPr>
+              <w:t>40</w:t>
             </w:r>
           </w:p>
         </w:tc>
@@ -789,14 +850,7 @@
               <w:rPr>
                 <w:rFonts w:ascii="Times New Roman" w:hAnsi="Times New Roman" w:cs="Times New Roman"/>
               </w:rPr>
-              <w:t xml:space="preserve">Serializes/deserializes ML model bundles </w:t>
-            </w:r>
-            <w:r>
-              <w:rPr>
-                <w:rFonts w:ascii="Times New Roman" w:hAnsi="Times New Roman" w:cs="Times New Roman"/>
-              </w:rPr>
-              <w:lastRenderedPageBreak/>
-              <w:t>(Ridge, RF, GB, Linear) and scaler metadata into JSON.</w:t>
+              <w:t>Serializes/deserializes ML model bundles (Ridge, RF, GB, Linear) and scaler metadata into JSON.</w:t>
             </w:r>
           </w:p>
         </w:tc>
@@ -812,18 +866,37 @@
                 <w:rFonts w:ascii="Times New Roman" w:hAnsi="Times New Roman" w:cs="Times New Roman"/>
               </w:rPr>
             </w:pPr>
-            <w:r>
-              <w:rPr>
-                <w:rFonts w:ascii="Times New Roman" w:hAnsi="Times New Roman" w:cs="Times New Roman"/>
-              </w:rPr>
-              <w:lastRenderedPageBreak/>
-              <w:t>Preprocessor.cs</w:t>
-            </w:r>
-          </w:p>
-        </w:tc>
-        <w:tc>
-          <w:tcPr>
-            <w:tcW w:w="1601" w:type="dxa"/>
+            <w:bookmarkStart w:id="8" w:name="_Hlk215323727"/>
+            <w:r>
+              <w:rPr>
+                <w:rFonts w:ascii="Times New Roman" w:hAnsi="Times New Roman" w:cs="Times New Roman"/>
+              </w:rPr>
+              <w:t>!!!</w:t>
+            </w:r>
+            <w:r>
+              <w:rPr>
+                <w:rFonts w:ascii="Times New Roman" w:hAnsi="Times New Roman" w:cs="Times New Roman"/>
+              </w:rPr>
+              <w:t>Preprocessor</w:t>
+            </w:r>
+            <w:bookmarkEnd w:id="8"/>
+            <w:r>
+              <w:rPr>
+                <w:rFonts w:ascii="Times New Roman" w:hAnsi="Times New Roman" w:cs="Times New Roman"/>
+              </w:rPr>
+              <w:t>.cs</w:t>
+            </w:r>
+            <w:r>
+              <w:rPr>
+                <w:rFonts w:ascii="Times New Roman" w:hAnsi="Times New Roman" w:cs="Times New Roman"/>
+              </w:rPr>
+              <w:t xml:space="preserve"> </w:t>
+            </w:r>
+          </w:p>
+        </w:tc>
+        <w:tc>
+          <w:tcPr>
+            <w:tcW w:w="913" w:type="dxa"/>
           </w:tcPr>
           <w:p>
             <w:pPr>
@@ -841,19 +914,25 @@
         </w:tc>
         <w:tc>
           <w:tcPr>
-            <w:tcW w:w="1575" w:type="dxa"/>
-          </w:tcPr>
-          <w:p>
-            <w:pPr>
-              <w:rPr>
-                <w:rFonts w:ascii="Times New Roman" w:hAnsi="Times New Roman" w:cs="Times New Roman"/>
-              </w:rPr>
-            </w:pPr>
-            <w:r>
-              <w:rPr>
-                <w:rFonts w:ascii="Times New Roman" w:hAnsi="Times New Roman" w:cs="Times New Roman"/>
-              </w:rPr>
-              <w:t>75</w:t>
+            <w:tcW w:w="2263" w:type="dxa"/>
+          </w:tcPr>
+          <w:p>
+            <w:pPr>
+              <w:rPr>
+                <w:rFonts w:ascii="Times New Roman" w:hAnsi="Times New Roman" w:cs="Times New Roman"/>
+              </w:rPr>
+            </w:pPr>
+            <w:r>
+              <w:rPr>
+                <w:rFonts w:ascii="Times New Roman" w:hAnsi="Times New Roman" w:cs="Times New Roman"/>
+              </w:rPr>
+              <w:t>7</w:t>
+            </w:r>
+            <w:r>
+              <w:rPr>
+                <w:rFonts w:ascii="Times New Roman" w:hAnsi="Times New Roman" w:cs="Times New Roman"/>
+              </w:rPr>
+              <w:t>4</w:t>
             </w:r>
           </w:p>
         </w:tc>
@@ -887,14 +966,14 @@
                 <w:rFonts w:ascii="Times New Roman" w:hAnsi="Times New Roman" w:cs="Times New Roman"/>
               </w:rPr>
             </w:pPr>
-            <w:bookmarkStart w:id="5" w:name="_Hlk215319804"/>
+            <w:bookmarkStart w:id="9" w:name="_Hlk215319804"/>
             <w:r>
               <w:rPr>
                 <w:rFonts w:ascii="Times New Roman" w:hAnsi="Times New Roman" w:cs="Times New Roman"/>
               </w:rPr>
               <w:t>FeatureScaler</w:t>
             </w:r>
-            <w:bookmarkEnd w:id="5"/>
+            <w:bookmarkEnd w:id="9"/>
             <w:r>
               <w:rPr>
                 <w:rFonts w:ascii="Times New Roman" w:hAnsi="Times New Roman" w:cs="Times New Roman"/>
@@ -905,7 +984,7 @@
         </w:tc>
         <w:tc>
           <w:tcPr>
-            <w:tcW w:w="1601" w:type="dxa"/>
+            <w:tcW w:w="913" w:type="dxa"/>
           </w:tcPr>
           <w:p>
             <w:pPr>
@@ -923,19 +1002,25 @@
         </w:tc>
         <w:tc>
           <w:tcPr>
-            <w:tcW w:w="1575" w:type="dxa"/>
-          </w:tcPr>
-          <w:p>
-            <w:pPr>
-              <w:rPr>
-                <w:rFonts w:ascii="Times New Roman" w:hAnsi="Times New Roman" w:cs="Times New Roman"/>
-              </w:rPr>
-            </w:pPr>
-            <w:r>
-              <w:rPr>
-                <w:rFonts w:ascii="Times New Roman" w:hAnsi="Times New Roman" w:cs="Times New Roman"/>
-              </w:rPr>
-              <w:t>76</w:t>
+            <w:tcW w:w="2263" w:type="dxa"/>
+          </w:tcPr>
+          <w:p>
+            <w:pPr>
+              <w:rPr>
+                <w:rFonts w:ascii="Times New Roman" w:hAnsi="Times New Roman" w:cs="Times New Roman"/>
+              </w:rPr>
+            </w:pPr>
+            <w:r>
+              <w:rPr>
+                <w:rFonts w:ascii="Times New Roman" w:hAnsi="Times New Roman" w:cs="Times New Roman"/>
+              </w:rPr>
+              <w:t>7</w:t>
+            </w:r>
+            <w:r>
+              <w:rPr>
+                <w:rFonts w:ascii="Times New Roman" w:hAnsi="Times New Roman" w:cs="Times New Roman"/>
+              </w:rPr>
+              <w:t>9</w:t>
             </w:r>
           </w:p>
         </w:tc>
@@ -969,17 +1054,25 @@
                 <w:rFonts w:ascii="Times New Roman" w:hAnsi="Times New Roman" w:cs="Times New Roman"/>
               </w:rPr>
             </w:pPr>
-            <w:r>
-              <w:rPr>
-                <w:rFonts w:ascii="Times New Roman" w:hAnsi="Times New Roman" w:cs="Times New Roman"/>
-              </w:rPr>
-              <w:t>LabelScaler.cs</w:t>
-            </w:r>
-          </w:p>
-        </w:tc>
-        <w:tc>
-          <w:tcPr>
-            <w:tcW w:w="1601" w:type="dxa"/>
+            <w:bookmarkStart w:id="10" w:name="_Hlk215324447"/>
+            <w:r>
+              <w:rPr>
+                <w:rFonts w:ascii="Times New Roman" w:hAnsi="Times New Roman" w:cs="Times New Roman"/>
+              </w:rPr>
+              <w:t>LabelScaler</w:t>
+            </w:r>
+            <w:bookmarkEnd w:id="10"/>
+            <w:r>
+              <w:rPr>
+                <w:rFonts w:ascii="Times New Roman" w:hAnsi="Times New Roman" w:cs="Times New Roman"/>
+              </w:rPr>
+              <w:t>.cs</w:t>
+            </w:r>
+          </w:p>
+        </w:tc>
+        <w:tc>
+          <w:tcPr>
+            <w:tcW w:w="913" w:type="dxa"/>
           </w:tcPr>
           <w:p>
             <w:pPr>
@@ -997,19 +1090,25 @@
         </w:tc>
         <w:tc>
           <w:tcPr>
-            <w:tcW w:w="1575" w:type="dxa"/>
-          </w:tcPr>
-          <w:p>
-            <w:pPr>
-              <w:rPr>
-                <w:rFonts w:ascii="Times New Roman" w:hAnsi="Times New Roman" w:cs="Times New Roman"/>
-              </w:rPr>
-            </w:pPr>
-            <w:r>
-              <w:rPr>
-                <w:rFonts w:ascii="Times New Roman" w:hAnsi="Times New Roman" w:cs="Times New Roman"/>
-              </w:rPr>
-              <w:t>43</w:t>
+            <w:tcW w:w="2263" w:type="dxa"/>
+          </w:tcPr>
+          <w:p>
+            <w:pPr>
+              <w:rPr>
+                <w:rFonts w:ascii="Times New Roman" w:hAnsi="Times New Roman" w:cs="Times New Roman"/>
+              </w:rPr>
+            </w:pPr>
+            <w:r>
+              <w:rPr>
+                <w:rFonts w:ascii="Times New Roman" w:hAnsi="Times New Roman" w:cs="Times New Roman"/>
+              </w:rPr>
+              <w:t>4</w:t>
+            </w:r>
+            <w:r>
+              <w:rPr>
+                <w:rFonts w:ascii="Times New Roman" w:hAnsi="Times New Roman" w:cs="Times New Roman"/>
+              </w:rPr>
+              <w:t>4</w:t>
             </w:r>
           </w:p>
         </w:tc>
@@ -1043,17 +1142,25 @@
                 <w:rFonts w:ascii="Times New Roman" w:hAnsi="Times New Roman" w:cs="Times New Roman"/>
               </w:rPr>
             </w:pPr>
-            <w:r>
-              <w:rPr>
-                <w:rFonts w:ascii="Times New Roman" w:hAnsi="Times New Roman" w:cs="Times New Roman"/>
-              </w:rPr>
-              <w:t>DataSplitter.cs</w:t>
-            </w:r>
-          </w:p>
-        </w:tc>
-        <w:tc>
-          <w:tcPr>
-            <w:tcW w:w="1601" w:type="dxa"/>
+            <w:bookmarkStart w:id="11" w:name="_Hlk215323763"/>
+            <w:r>
+              <w:rPr>
+                <w:rFonts w:ascii="Times New Roman" w:hAnsi="Times New Roman" w:cs="Times New Roman"/>
+              </w:rPr>
+              <w:t>DataSplitter</w:t>
+            </w:r>
+            <w:bookmarkEnd w:id="11"/>
+            <w:r>
+              <w:rPr>
+                <w:rFonts w:ascii="Times New Roman" w:hAnsi="Times New Roman" w:cs="Times New Roman"/>
+              </w:rPr>
+              <w:t>.cs</w:t>
+            </w:r>
+          </w:p>
+        </w:tc>
+        <w:tc>
+          <w:tcPr>
+            <w:tcW w:w="913" w:type="dxa"/>
           </w:tcPr>
           <w:p>
             <w:pPr>
@@ -1071,19 +1178,25 @@
         </w:tc>
         <w:tc>
           <w:tcPr>
-            <w:tcW w:w="1575" w:type="dxa"/>
-          </w:tcPr>
-          <w:p>
-            <w:pPr>
-              <w:rPr>
-                <w:rFonts w:ascii="Times New Roman" w:hAnsi="Times New Roman" w:cs="Times New Roman"/>
-              </w:rPr>
-            </w:pPr>
-            <w:r>
-              <w:rPr>
-                <w:rFonts w:ascii="Times New Roman" w:hAnsi="Times New Roman" w:cs="Times New Roman"/>
-              </w:rPr>
-              <w:t>48</w:t>
+            <w:tcW w:w="2263" w:type="dxa"/>
+          </w:tcPr>
+          <w:p>
+            <w:pPr>
+              <w:rPr>
+                <w:rFonts w:ascii="Times New Roman" w:hAnsi="Times New Roman" w:cs="Times New Roman"/>
+              </w:rPr>
+            </w:pPr>
+            <w:r>
+              <w:rPr>
+                <w:rFonts w:ascii="Times New Roman" w:hAnsi="Times New Roman" w:cs="Times New Roman"/>
+              </w:rPr>
+              <w:t>4</w:t>
+            </w:r>
+            <w:r>
+              <w:rPr>
+                <w:rFonts w:ascii="Times New Roman" w:hAnsi="Times New Roman" w:cs="Times New Roman"/>
+              </w:rPr>
+              <w:t>6</w:t>
             </w:r>
           </w:p>
         </w:tc>
@@ -1117,17 +1230,25 @@
                 <w:rFonts w:ascii="Times New Roman" w:hAnsi="Times New Roman" w:cs="Times New Roman"/>
               </w:rPr>
             </w:pPr>
-            <w:r>
-              <w:rPr>
-                <w:rFonts w:ascii="Times New Roman" w:hAnsi="Times New Roman" w:cs="Times New Roman"/>
-              </w:rPr>
-              <w:t>ModelNormalizer.cs</w:t>
-            </w:r>
-          </w:p>
-        </w:tc>
-        <w:tc>
-          <w:tcPr>
-            <w:tcW w:w="1601" w:type="dxa"/>
+            <w:bookmarkStart w:id="12" w:name="_Hlk215323773"/>
+            <w:r>
+              <w:rPr>
+                <w:rFonts w:ascii="Times New Roman" w:hAnsi="Times New Roman" w:cs="Times New Roman"/>
+              </w:rPr>
+              <w:t>ModelNormalizer</w:t>
+            </w:r>
+            <w:bookmarkEnd w:id="12"/>
+            <w:r>
+              <w:rPr>
+                <w:rFonts w:ascii="Times New Roman" w:hAnsi="Times New Roman" w:cs="Times New Roman"/>
+              </w:rPr>
+              <w:t>.cs</w:t>
+            </w:r>
+          </w:p>
+        </w:tc>
+        <w:tc>
+          <w:tcPr>
+            <w:tcW w:w="913" w:type="dxa"/>
           </w:tcPr>
           <w:p>
             <w:pPr>
@@ -1145,19 +1266,25 @@
         </w:tc>
         <w:tc>
           <w:tcPr>
-            <w:tcW w:w="1575" w:type="dxa"/>
-          </w:tcPr>
-          <w:p>
-            <w:pPr>
-              <w:rPr>
-                <w:rFonts w:ascii="Times New Roman" w:hAnsi="Times New Roman" w:cs="Times New Roman"/>
-              </w:rPr>
-            </w:pPr>
-            <w:r>
-              <w:rPr>
-                <w:rFonts w:ascii="Times New Roman" w:hAnsi="Times New Roman" w:cs="Times New Roman"/>
-              </w:rPr>
-              <w:t>26</w:t>
+            <w:tcW w:w="2263" w:type="dxa"/>
+          </w:tcPr>
+          <w:p>
+            <w:pPr>
+              <w:rPr>
+                <w:rFonts w:ascii="Times New Roman" w:hAnsi="Times New Roman" w:cs="Times New Roman"/>
+              </w:rPr>
+            </w:pPr>
+            <w:r>
+              <w:rPr>
+                <w:rFonts w:ascii="Times New Roman" w:hAnsi="Times New Roman" w:cs="Times New Roman"/>
+              </w:rPr>
+              <w:t>2</w:t>
+            </w:r>
+            <w:r>
+              <w:rPr>
+                <w:rFonts w:ascii="Times New Roman" w:hAnsi="Times New Roman" w:cs="Times New Roman"/>
+              </w:rPr>
+              <w:t>7</w:t>
             </w:r>
           </w:p>
         </w:tc>
@@ -1191,17 +1318,31 @@
                 <w:rFonts w:ascii="Times New Roman" w:hAnsi="Times New Roman" w:cs="Times New Roman"/>
               </w:rPr>
             </w:pPr>
-            <w:r>
-              <w:rPr>
-                <w:rFonts w:ascii="Times New Roman" w:hAnsi="Times New Roman" w:cs="Times New Roman"/>
-              </w:rPr>
-              <w:t>BundleId.cs</w:t>
-            </w:r>
-          </w:p>
-        </w:tc>
-        <w:tc>
-          <w:tcPr>
-            <w:tcW w:w="1601" w:type="dxa"/>
+            <w:bookmarkStart w:id="13" w:name="_Hlk215324104"/>
+            <w:r>
+              <w:rPr>
+                <w:rFonts w:ascii="Times New Roman" w:hAnsi="Times New Roman" w:cs="Times New Roman"/>
+              </w:rPr>
+              <w:t>B</w:t>
+            </w:r>
+            <w:r>
+              <w:rPr>
+                <w:rFonts w:ascii="Times New Roman" w:hAnsi="Times New Roman" w:cs="Times New Roman"/>
+              </w:rPr>
+              <w:t>undleId</w:t>
+            </w:r>
+            <w:bookmarkEnd w:id="13"/>
+            <w:r>
+              <w:rPr>
+                <w:rFonts w:ascii="Times New Roman" w:hAnsi="Times New Roman" w:cs="Times New Roman"/>
+              </w:rPr>
+              <w:t>.cs</w:t>
+            </w:r>
+          </w:p>
+        </w:tc>
+        <w:tc>
+          <w:tcPr>
+            <w:tcW w:w="913" w:type="dxa"/>
           </w:tcPr>
           <w:p>
             <w:pPr>
@@ -1219,19 +1360,25 @@
         </w:tc>
         <w:tc>
           <w:tcPr>
-            <w:tcW w:w="1575" w:type="dxa"/>
-          </w:tcPr>
-          <w:p>
-            <w:pPr>
-              <w:rPr>
-                <w:rFonts w:ascii="Times New Roman" w:hAnsi="Times New Roman" w:cs="Times New Roman"/>
-              </w:rPr>
-            </w:pPr>
-            <w:r>
-              <w:rPr>
-                <w:rFonts w:ascii="Times New Roman" w:hAnsi="Times New Roman" w:cs="Times New Roman"/>
-              </w:rPr>
-              <w:t>54</w:t>
+            <w:tcW w:w="2263" w:type="dxa"/>
+          </w:tcPr>
+          <w:p>
+            <w:pPr>
+              <w:rPr>
+                <w:rFonts w:ascii="Times New Roman" w:hAnsi="Times New Roman" w:cs="Times New Roman"/>
+              </w:rPr>
+            </w:pPr>
+            <w:r>
+              <w:rPr>
+                <w:rFonts w:ascii="Times New Roman" w:hAnsi="Times New Roman" w:cs="Times New Roman"/>
+              </w:rPr>
+              <w:t>5</w:t>
+            </w:r>
+            <w:r>
+              <w:rPr>
+                <w:rFonts w:ascii="Times New Roman" w:hAnsi="Times New Roman" w:cs="Times New Roman"/>
+              </w:rPr>
+              <w:t>7</w:t>
             </w:r>
           </w:p>
         </w:tc>
@@ -1265,14 +1412,14 @@
                 <w:rFonts w:ascii="Times New Roman" w:hAnsi="Times New Roman" w:cs="Times New Roman"/>
               </w:rPr>
             </w:pPr>
-            <w:bookmarkStart w:id="6" w:name="_Hlk215320166"/>
+            <w:bookmarkStart w:id="14" w:name="_Hlk215320166"/>
             <w:r>
               <w:rPr>
                 <w:rFonts w:ascii="Times New Roman" w:hAnsi="Times New Roman" w:cs="Times New Roman"/>
               </w:rPr>
               <w:t>LinearRegression</w:t>
             </w:r>
-            <w:bookmarkEnd w:id="6"/>
+            <w:bookmarkEnd w:id="14"/>
             <w:r>
               <w:rPr>
                 <w:rFonts w:ascii="Times New Roman" w:hAnsi="Times New Roman" w:cs="Times New Roman"/>
@@ -1283,7 +1430,7 @@
         </w:tc>
         <w:tc>
           <w:tcPr>
-            <w:tcW w:w="1601" w:type="dxa"/>
+            <w:tcW w:w="913" w:type="dxa"/>
           </w:tcPr>
           <w:p>
             <w:pPr>
@@ -1301,19 +1448,25 @@
         </w:tc>
         <w:tc>
           <w:tcPr>
-            <w:tcW w:w="1575" w:type="dxa"/>
-          </w:tcPr>
-          <w:p>
-            <w:pPr>
-              <w:rPr>
-                <w:rFonts w:ascii="Times New Roman" w:hAnsi="Times New Roman" w:cs="Times New Roman"/>
-              </w:rPr>
-            </w:pPr>
-            <w:r>
-              <w:rPr>
-                <w:rFonts w:ascii="Times New Roman" w:hAnsi="Times New Roman" w:cs="Times New Roman"/>
-              </w:rPr>
-              <w:t>75</w:t>
+            <w:tcW w:w="2263" w:type="dxa"/>
+          </w:tcPr>
+          <w:p>
+            <w:pPr>
+              <w:rPr>
+                <w:rFonts w:ascii="Times New Roman" w:hAnsi="Times New Roman" w:cs="Times New Roman"/>
+              </w:rPr>
+            </w:pPr>
+            <w:r>
+              <w:rPr>
+                <w:rFonts w:ascii="Times New Roman" w:hAnsi="Times New Roman" w:cs="Times New Roman"/>
+              </w:rPr>
+              <w:t>7</w:t>
+            </w:r>
+            <w:r>
+              <w:rPr>
+                <w:rFonts w:ascii="Times New Roman" w:hAnsi="Times New Roman" w:cs="Times New Roman"/>
+              </w:rPr>
+              <w:t>7</w:t>
             </w:r>
           </w:p>
         </w:tc>
@@ -1347,14 +1500,14 @@
                 <w:rFonts w:ascii="Times New Roman" w:hAnsi="Times New Roman" w:cs="Times New Roman"/>
               </w:rPr>
             </w:pPr>
-            <w:bookmarkStart w:id="7" w:name="_Hlk215320175"/>
+            <w:bookmarkStart w:id="15" w:name="_Hlk215320175"/>
             <w:r>
               <w:rPr>
                 <w:rFonts w:ascii="Times New Roman" w:hAnsi="Times New Roman" w:cs="Times New Roman"/>
               </w:rPr>
               <w:t>RidgeRegression</w:t>
             </w:r>
-            <w:bookmarkEnd w:id="7"/>
+            <w:bookmarkEnd w:id="15"/>
             <w:r>
               <w:rPr>
                 <w:rFonts w:ascii="Times New Roman" w:hAnsi="Times New Roman" w:cs="Times New Roman"/>
@@ -1365,7 +1518,7 @@
         </w:tc>
         <w:tc>
           <w:tcPr>
-            <w:tcW w:w="1601" w:type="dxa"/>
+            <w:tcW w:w="913" w:type="dxa"/>
           </w:tcPr>
           <w:p>
             <w:pPr>
@@ -1383,19 +1536,19 @@
         </w:tc>
         <w:tc>
           <w:tcPr>
-            <w:tcW w:w="1575" w:type="dxa"/>
-          </w:tcPr>
-          <w:p>
-            <w:pPr>
-              <w:rPr>
-                <w:rFonts w:ascii="Times New Roman" w:hAnsi="Times New Roman" w:cs="Times New Roman"/>
-              </w:rPr>
-            </w:pPr>
-            <w:r>
-              <w:rPr>
-                <w:rFonts w:ascii="Times New Roman" w:hAnsi="Times New Roman" w:cs="Times New Roman"/>
-              </w:rPr>
-              <w:t>355</w:t>
+            <w:tcW w:w="2263" w:type="dxa"/>
+          </w:tcPr>
+          <w:p>
+            <w:pPr>
+              <w:rPr>
+                <w:rFonts w:ascii="Times New Roman" w:hAnsi="Times New Roman" w:cs="Times New Roman"/>
+              </w:rPr>
+            </w:pPr>
+            <w:r>
+              <w:rPr>
+                <w:rFonts w:ascii="Times New Roman" w:hAnsi="Times New Roman" w:cs="Times New Roman"/>
+              </w:rPr>
+              <w:t>294</w:t>
             </w:r>
           </w:p>
         </w:tc>
@@ -1429,17 +1582,25 @@
                 <w:rFonts w:ascii="Times New Roman" w:hAnsi="Times New Roman" w:cs="Times New Roman"/>
               </w:rPr>
             </w:pPr>
-            <w:r>
-              <w:rPr>
-                <w:rFonts w:ascii="Times New Roman" w:hAnsi="Times New Roman" w:cs="Times New Roman"/>
-              </w:rPr>
-              <w:t>RandomForestRegressor.cs</w:t>
-            </w:r>
-          </w:p>
-        </w:tc>
-        <w:tc>
-          <w:tcPr>
-            <w:tcW w:w="1601" w:type="dxa"/>
+            <w:bookmarkStart w:id="16" w:name="_Hlk215324550"/>
+            <w:r>
+              <w:rPr>
+                <w:rFonts w:ascii="Times New Roman" w:hAnsi="Times New Roman" w:cs="Times New Roman"/>
+              </w:rPr>
+              <w:t>RandomForestRegressor</w:t>
+            </w:r>
+            <w:bookmarkEnd w:id="16"/>
+            <w:r>
+              <w:rPr>
+                <w:rFonts w:ascii="Times New Roman" w:hAnsi="Times New Roman" w:cs="Times New Roman"/>
+              </w:rPr>
+              <w:t>.cs</w:t>
+            </w:r>
+          </w:p>
+        </w:tc>
+        <w:tc>
+          <w:tcPr>
+            <w:tcW w:w="913" w:type="dxa"/>
           </w:tcPr>
           <w:p>
             <w:pPr>
@@ -1457,19 +1618,25 @@
         </w:tc>
         <w:tc>
           <w:tcPr>
-            <w:tcW w:w="1575" w:type="dxa"/>
-          </w:tcPr>
-          <w:p>
-            <w:pPr>
-              <w:rPr>
-                <w:rFonts w:ascii="Times New Roman" w:hAnsi="Times New Roman" w:cs="Times New Roman"/>
-              </w:rPr>
-            </w:pPr>
-            <w:r>
-              <w:rPr>
-                <w:rFonts w:ascii="Times New Roman" w:hAnsi="Times New Roman" w:cs="Times New Roman"/>
-              </w:rPr>
-              <w:t>222</w:t>
+            <w:tcW w:w="2263" w:type="dxa"/>
+          </w:tcPr>
+          <w:p>
+            <w:pPr>
+              <w:rPr>
+                <w:rFonts w:ascii="Times New Roman" w:hAnsi="Times New Roman" w:cs="Times New Roman"/>
+              </w:rPr>
+            </w:pPr>
+            <w:r>
+              <w:rPr>
+                <w:rFonts w:ascii="Times New Roman" w:hAnsi="Times New Roman" w:cs="Times New Roman"/>
+              </w:rPr>
+              <w:t>22</w:t>
+            </w:r>
+            <w:r>
+              <w:rPr>
+                <w:rFonts w:ascii="Times New Roman" w:hAnsi="Times New Roman" w:cs="Times New Roman"/>
+              </w:rPr>
+              <w:t>6</w:t>
             </w:r>
           </w:p>
         </w:tc>
@@ -1487,7 +1654,14 @@
               <w:rPr>
                 <w:rFonts w:ascii="Times New Roman" w:hAnsi="Times New Roman" w:cs="Times New Roman"/>
               </w:rPr>
-              <w:t>Implements Random Forest regression and supports residual learning for the hybrid Ridge+RF model.</w:t>
+              <w:t xml:space="preserve">Implements Random Forest regression and supports residual </w:t>
+            </w:r>
+            <w:r>
+              <w:rPr>
+                <w:rFonts w:ascii="Times New Roman" w:hAnsi="Times New Roman" w:cs="Times New Roman"/>
+              </w:rPr>
+              <w:lastRenderedPageBreak/>
+              <w:t>learning for the hybrid Ridge+RF model.</w:t>
             </w:r>
           </w:p>
         </w:tc>
@@ -1503,18 +1677,26 @@
                 <w:rFonts w:ascii="Times New Roman" w:hAnsi="Times New Roman" w:cs="Times New Roman"/>
               </w:rPr>
             </w:pPr>
+            <w:bookmarkStart w:id="17" w:name="_Hlk215323818"/>
             <w:r>
               <w:rPr>
                 <w:rFonts w:ascii="Times New Roman" w:hAnsi="Times New Roman" w:cs="Times New Roman"/>
               </w:rPr>
               <w:lastRenderedPageBreak/>
-              <w:t>GradientBoostingRegressor.cs</w:t>
-            </w:r>
-          </w:p>
-        </w:tc>
-        <w:tc>
-          <w:tcPr>
-            <w:tcW w:w="1601" w:type="dxa"/>
+              <w:t>GradientBoostingRegressor</w:t>
+            </w:r>
+            <w:bookmarkEnd w:id="17"/>
+            <w:r>
+              <w:rPr>
+                <w:rFonts w:ascii="Times New Roman" w:hAnsi="Times New Roman" w:cs="Times New Roman"/>
+              </w:rPr>
+              <w:t>.cs</w:t>
+            </w:r>
+          </w:p>
+        </w:tc>
+        <w:tc>
+          <w:tcPr>
+            <w:tcW w:w="913" w:type="dxa"/>
           </w:tcPr>
           <w:p>
             <w:pPr>
@@ -1532,19 +1714,25 @@
         </w:tc>
         <w:tc>
           <w:tcPr>
-            <w:tcW w:w="1575" w:type="dxa"/>
-          </w:tcPr>
-          <w:p>
-            <w:pPr>
-              <w:rPr>
-                <w:rFonts w:ascii="Times New Roman" w:hAnsi="Times New Roman" w:cs="Times New Roman"/>
-              </w:rPr>
-            </w:pPr>
-            <w:r>
-              <w:rPr>
-                <w:rFonts w:ascii="Times New Roman" w:hAnsi="Times New Roman" w:cs="Times New Roman"/>
-              </w:rPr>
-              <w:t>281</w:t>
+            <w:tcW w:w="2263" w:type="dxa"/>
+          </w:tcPr>
+          <w:p>
+            <w:pPr>
+              <w:rPr>
+                <w:rFonts w:ascii="Times New Roman" w:hAnsi="Times New Roman" w:cs="Times New Roman"/>
+              </w:rPr>
+            </w:pPr>
+            <w:r>
+              <w:rPr>
+                <w:rFonts w:ascii="Times New Roman" w:hAnsi="Times New Roman" w:cs="Times New Roman"/>
+              </w:rPr>
+              <w:t>28</w:t>
+            </w:r>
+            <w:r>
+              <w:rPr>
+                <w:rFonts w:ascii="Times New Roman" w:hAnsi="Times New Roman" w:cs="Times New Roman"/>
+              </w:rPr>
+              <w:t>6</w:t>
             </w:r>
           </w:p>
         </w:tc>
@@ -1578,14 +1766,16 @@
                 <w:rFonts w:ascii="Times New Roman" w:hAnsi="Times New Roman" w:cs="Times New Roman"/>
               </w:rPr>
             </w:pPr>
-            <w:bookmarkStart w:id="8" w:name="_Hlk215320201"/>
+            <w:bookmarkStart w:id="18" w:name="_Hlk215320201"/>
+            <w:bookmarkStart w:id="19" w:name="_Hlk215323958"/>
             <w:r>
               <w:rPr>
                 <w:rFonts w:ascii="Times New Roman" w:hAnsi="Times New Roman" w:cs="Times New Roman"/>
               </w:rPr>
               <w:t>DecisionTreeRegressor</w:t>
             </w:r>
-            <w:bookmarkEnd w:id="8"/>
+            <w:bookmarkEnd w:id="18"/>
+            <w:bookmarkEnd w:id="19"/>
             <w:r>
               <w:rPr>
                 <w:rFonts w:ascii="Times New Roman" w:hAnsi="Times New Roman" w:cs="Times New Roman"/>
@@ -1596,7 +1786,7 @@
         </w:tc>
         <w:tc>
           <w:tcPr>
-            <w:tcW w:w="1601" w:type="dxa"/>
+            <w:tcW w:w="913" w:type="dxa"/>
           </w:tcPr>
           <w:p>
             <w:pPr>
@@ -1614,19 +1804,25 @@
         </w:tc>
         <w:tc>
           <w:tcPr>
-            <w:tcW w:w="1575" w:type="dxa"/>
-          </w:tcPr>
-          <w:p>
-            <w:pPr>
-              <w:rPr>
-                <w:rFonts w:ascii="Times New Roman" w:hAnsi="Times New Roman" w:cs="Times New Roman"/>
-              </w:rPr>
-            </w:pPr>
-            <w:r>
-              <w:rPr>
-                <w:rFonts w:ascii="Times New Roman" w:hAnsi="Times New Roman" w:cs="Times New Roman"/>
-              </w:rPr>
-              <w:t>204</w:t>
+            <w:tcW w:w="2263" w:type="dxa"/>
+          </w:tcPr>
+          <w:p>
+            <w:pPr>
+              <w:rPr>
+                <w:rFonts w:ascii="Times New Roman" w:hAnsi="Times New Roman" w:cs="Times New Roman"/>
+              </w:rPr>
+            </w:pPr>
+            <w:r>
+              <w:rPr>
+                <w:rFonts w:ascii="Times New Roman" w:hAnsi="Times New Roman" w:cs="Times New Roman"/>
+              </w:rPr>
+              <w:t>20</w:t>
+            </w:r>
+            <w:r>
+              <w:rPr>
+                <w:rFonts w:ascii="Times New Roman" w:hAnsi="Times New Roman" w:cs="Times New Roman"/>
+              </w:rPr>
+              <w:t>6</w:t>
             </w:r>
           </w:p>
         </w:tc>
@@ -1660,17 +1856,25 @@
                 <w:rFonts w:ascii="Times New Roman" w:hAnsi="Times New Roman" w:cs="Times New Roman"/>
               </w:rPr>
             </w:pPr>
-            <w:r>
-              <w:rPr>
-                <w:rFonts w:ascii="Times New Roman" w:hAnsi="Times New Roman" w:cs="Times New Roman"/>
-              </w:rPr>
-              <w:t>Vehicle.cs</w:t>
-            </w:r>
-          </w:p>
-        </w:tc>
-        <w:tc>
-          <w:tcPr>
-            <w:tcW w:w="1601" w:type="dxa"/>
+            <w:bookmarkStart w:id="20" w:name="_Hlk215323837"/>
+            <w:r>
+              <w:rPr>
+                <w:rFonts w:ascii="Times New Roman" w:hAnsi="Times New Roman" w:cs="Times New Roman"/>
+              </w:rPr>
+              <w:t>Vehicle</w:t>
+            </w:r>
+            <w:bookmarkEnd w:id="20"/>
+            <w:r>
+              <w:rPr>
+                <w:rFonts w:ascii="Times New Roman" w:hAnsi="Times New Roman" w:cs="Times New Roman"/>
+              </w:rPr>
+              <w:t>.cs</w:t>
+            </w:r>
+          </w:p>
+        </w:tc>
+        <w:tc>
+          <w:tcPr>
+            <w:tcW w:w="913" w:type="dxa"/>
           </w:tcPr>
           <w:p>
             <w:pPr>
@@ -1688,19 +1892,25 @@
         </w:tc>
         <w:tc>
           <w:tcPr>
-            <w:tcW w:w="1575" w:type="dxa"/>
-          </w:tcPr>
-          <w:p>
-            <w:pPr>
-              <w:rPr>
-                <w:rFonts w:ascii="Times New Roman" w:hAnsi="Times New Roman" w:cs="Times New Roman"/>
-              </w:rPr>
-            </w:pPr>
-            <w:r>
-              <w:rPr>
-                <w:rFonts w:ascii="Times New Roman" w:hAnsi="Times New Roman" w:cs="Times New Roman"/>
-              </w:rPr>
-              <w:t>11</w:t>
+            <w:tcW w:w="2263" w:type="dxa"/>
+          </w:tcPr>
+          <w:p>
+            <w:pPr>
+              <w:rPr>
+                <w:rFonts w:ascii="Times New Roman" w:hAnsi="Times New Roman" w:cs="Times New Roman"/>
+              </w:rPr>
+            </w:pPr>
+            <w:r>
+              <w:rPr>
+                <w:rFonts w:ascii="Times New Roman" w:hAnsi="Times New Roman" w:cs="Times New Roman"/>
+              </w:rPr>
+              <w:t>1</w:t>
+            </w:r>
+            <w:r>
+              <w:rPr>
+                <w:rFonts w:ascii="Times New Roman" w:hAnsi="Times New Roman" w:cs="Times New Roman"/>
+              </w:rPr>
+              <w:t>2</w:t>
             </w:r>
           </w:p>
         </w:tc>
@@ -1734,14 +1944,16 @@
                 <w:rFonts w:ascii="Times New Roman" w:hAnsi="Times New Roman" w:cs="Times New Roman"/>
               </w:rPr>
             </w:pPr>
-            <w:bookmarkStart w:id="9" w:name="_Hlk215320219"/>
+            <w:bookmarkStart w:id="21" w:name="_Hlk215320219"/>
+            <w:bookmarkStart w:id="22" w:name="_Hlk215324078"/>
             <w:r>
               <w:rPr>
                 <w:rFonts w:ascii="Times New Roman" w:hAnsi="Times New Roman" w:cs="Times New Roman"/>
               </w:rPr>
               <w:t>CsvLoader</w:t>
             </w:r>
-            <w:bookmarkEnd w:id="9"/>
+            <w:bookmarkEnd w:id="21"/>
+            <w:bookmarkEnd w:id="22"/>
             <w:r>
               <w:rPr>
                 <w:rFonts w:ascii="Times New Roman" w:hAnsi="Times New Roman" w:cs="Times New Roman"/>
@@ -1752,7 +1964,7 @@
         </w:tc>
         <w:tc>
           <w:tcPr>
-            <w:tcW w:w="1601" w:type="dxa"/>
+            <w:tcW w:w="913" w:type="dxa"/>
           </w:tcPr>
           <w:p>
             <w:pPr>
@@ -1770,19 +1982,19 @@
         </w:tc>
         <w:tc>
           <w:tcPr>
-            <w:tcW w:w="1575" w:type="dxa"/>
-          </w:tcPr>
-          <w:p>
-            <w:pPr>
-              <w:rPr>
-                <w:rFonts w:ascii="Times New Roman" w:hAnsi="Times New Roman" w:cs="Times New Roman"/>
-              </w:rPr>
-            </w:pPr>
-            <w:r>
-              <w:rPr>
-                <w:rFonts w:ascii="Times New Roman" w:hAnsi="Times New Roman" w:cs="Times New Roman"/>
-              </w:rPr>
-              <w:t>59</w:t>
+            <w:tcW w:w="2263" w:type="dxa"/>
+          </w:tcPr>
+          <w:p>
+            <w:pPr>
+              <w:rPr>
+                <w:rFonts w:ascii="Times New Roman" w:hAnsi="Times New Roman" w:cs="Times New Roman"/>
+              </w:rPr>
+            </w:pPr>
+            <w:r>
+              <w:rPr>
+                <w:rFonts w:ascii="Times New Roman" w:hAnsi="Times New Roman" w:cs="Times New Roman"/>
+              </w:rPr>
+              <w:t>61</w:t>
             </w:r>
           </w:p>
         </w:tc>
@@ -1808,8 +2020,8 @@
       <w:tr>
         <w:tc>
           <w:tcPr>
-            <w:tcW w:w="9016" w:type="dxa"/>
-            <w:gridSpan w:val="4"/>
+            <w:tcW w:w="4248" w:type="dxa"/>
+            <w:gridSpan w:val="2"/>
             <w:vAlign w:val="center"/>
           </w:tcPr>
           <w:p>
@@ -1821,6 +2033,7 @@
                 <w14:ligatures w14:val="none"/>
               </w:rPr>
             </w:pPr>
+            <w:bookmarkStart w:id="23" w:name="_Hlk215324256"/>
             <w:r>
               <w:rPr>
                 <w:rFonts w:ascii="Times New Roman" w:eastAsia="Times New Roman" w:hAnsi="Times New Roman" w:cs="Times New Roman"/>
@@ -1830,11 +2043,150 @@
                 <w:kern w:val="0"/>
                 <w14:ligatures w14:val="none"/>
               </w:rPr>
-              <w:t>Total Lines of Code: 2893</w:t>
+              <w:t>Total Lines of Code</w:t>
+            </w:r>
+            <w:r>
+              <w:rPr>
+                <w:rFonts w:ascii="Times New Roman" w:eastAsia="Times New Roman" w:hAnsi="Times New Roman" w:cs="Times New Roman"/>
+                <w:b/>
+                <w:bCs/>
+                <w:color w:val="000000"/>
+                <w:kern w:val="0"/>
+                <w14:ligatures w14:val="none"/>
+              </w:rPr>
+              <w:t xml:space="preserve"> (with comments)</w:t>
+            </w:r>
+            <w:r>
+              <w:rPr>
+                <w:rFonts w:ascii="Times New Roman" w:eastAsia="Times New Roman" w:hAnsi="Times New Roman" w:cs="Times New Roman"/>
+                <w:b/>
+                <w:bCs/>
+                <w:color w:val="000000"/>
+                <w:kern w:val="0"/>
+                <w14:ligatures w14:val="none"/>
+              </w:rPr>
+              <w:t xml:space="preserve">: </w:t>
+            </w:r>
+            <w:r>
+              <w:rPr>
+                <w:rFonts w:ascii="Times New Roman" w:eastAsia="Times New Roman" w:hAnsi="Times New Roman" w:cs="Times New Roman"/>
+                <w:b/>
+                <w:bCs/>
+                <w:color w:val="000000"/>
+                <w:kern w:val="0"/>
+                <w14:ligatures w14:val="none"/>
+              </w:rPr>
+              <w:t>2</w:t>
+            </w:r>
+            <w:r>
+              <w:rPr>
+                <w:rFonts w:ascii="Times New Roman" w:eastAsia="Times New Roman" w:hAnsi="Times New Roman" w:cs="Times New Roman"/>
+                <w:b/>
+                <w:bCs/>
+                <w:color w:val="000000"/>
+                <w:kern w:val="0"/>
+                <w14:ligatures w14:val="none"/>
+              </w:rPr>
+              <w:t>8</w:t>
+            </w:r>
+            <w:r>
+              <w:rPr>
+                <w:rFonts w:ascii="Times New Roman" w:eastAsia="Times New Roman" w:hAnsi="Times New Roman" w:cs="Times New Roman"/>
+                <w:b/>
+                <w:bCs/>
+                <w:color w:val="000000"/>
+                <w:kern w:val="0"/>
+                <w14:ligatures w14:val="none"/>
+              </w:rPr>
+              <w:t>92</w:t>
+            </w:r>
+          </w:p>
+        </w:tc>
+        <w:tc>
+          <w:tcPr>
+            <w:tcW w:w="4768" w:type="dxa"/>
+            <w:gridSpan w:val="2"/>
+            <w:vAlign w:val="center"/>
+          </w:tcPr>
+          <w:p>
+            <w:pPr>
+              <w:rPr>
+                <w:rFonts w:ascii="Times New Roman" w:eastAsia="Times New Roman" w:hAnsi="Times New Roman" w:cs="Times New Roman"/>
+                <w:color w:val="000000"/>
+                <w:kern w:val="0"/>
+                <w14:ligatures w14:val="none"/>
+              </w:rPr>
+            </w:pPr>
+            <w:r>
+              <w:rPr>
+                <w:rFonts w:ascii="Times New Roman" w:eastAsia="Times New Roman" w:hAnsi="Times New Roman" w:cs="Times New Roman"/>
+                <w:b/>
+                <w:bCs/>
+                <w:color w:val="000000"/>
+                <w:kern w:val="0"/>
+                <w14:ligatures w14:val="none"/>
+              </w:rPr>
+              <w:t>Total Lines of Code</w:t>
+            </w:r>
+            <w:r>
+              <w:rPr>
+                <w:rFonts w:ascii="Times New Roman" w:eastAsia="Times New Roman" w:hAnsi="Times New Roman" w:cs="Times New Roman"/>
+                <w:b/>
+                <w:bCs/>
+                <w:color w:val="000000"/>
+                <w:kern w:val="0"/>
+                <w14:ligatures w14:val="none"/>
+              </w:rPr>
+              <w:t xml:space="preserve"> (with</w:t>
+            </w:r>
+            <w:r>
+              <w:rPr>
+                <w:rFonts w:ascii="Times New Roman" w:eastAsia="Times New Roman" w:hAnsi="Times New Roman" w:cs="Times New Roman"/>
+                <w:b/>
+                <w:bCs/>
+                <w:color w:val="000000"/>
+                <w:kern w:val="0"/>
+                <w14:ligatures w14:val="none"/>
+              </w:rPr>
+              <w:t xml:space="preserve">out </w:t>
+            </w:r>
+            <w:r>
+              <w:rPr>
+                <w:rFonts w:ascii="Times New Roman" w:eastAsia="Times New Roman" w:hAnsi="Times New Roman" w:cs="Times New Roman"/>
+                <w:b/>
+                <w:bCs/>
+                <w:color w:val="000000"/>
+                <w:kern w:val="0"/>
+                <w14:ligatures w14:val="none"/>
+              </w:rPr>
+              <w:t>comments)</w:t>
+            </w:r>
+            <w:r>
+              <w:rPr>
+                <w:rFonts w:ascii="Times New Roman" w:eastAsia="Times New Roman" w:hAnsi="Times New Roman" w:cs="Times New Roman"/>
+                <w:b/>
+                <w:bCs/>
+                <w:color w:val="000000"/>
+                <w:kern w:val="0"/>
+                <w14:ligatures w14:val="none"/>
+              </w:rPr>
+              <w:t xml:space="preserve">: </w:t>
+            </w:r>
+            <w:r>
+              <w:rPr>
+                <w:rFonts w:ascii="Times New Roman" w:eastAsia="Times New Roman" w:hAnsi="Times New Roman" w:cs="Times New Roman"/>
+                <w:b/>
+                <w:bCs/>
+                <w:color w:val="000000"/>
+                <w:kern w:val="0"/>
+                <w14:ligatures w14:val="none"/>
+              </w:rPr>
+              <w:t>2796</w:t>
             </w:r>
           </w:p>
         </w:tc>
       </w:tr>
+      <w:bookmarkEnd w:id="23"/>
     </w:tbl>
     <w:p>
       <w:pPr>

--- a/Authorship Report.docx
+++ b/Authorship Report.docx
@@ -1460,13 +1460,7 @@
               <w:rPr>
                 <w:rFonts w:ascii="Times New Roman" w:hAnsi="Times New Roman" w:cs="Times New Roman"/>
               </w:rPr>
-              <w:t>7</w:t>
-            </w:r>
-            <w:r>
-              <w:rPr>
-                <w:rFonts w:ascii="Times New Roman" w:hAnsi="Times New Roman" w:cs="Times New Roman"/>
-              </w:rPr>
-              <w:t>7</w:t>
+              <w:t>82</w:t>
             </w:r>
           </w:p>
         </w:tc>
@@ -1548,7 +1542,7 @@
               <w:rPr>
                 <w:rFonts w:ascii="Times New Roman" w:hAnsi="Times New Roman" w:cs="Times New Roman"/>
               </w:rPr>
-              <w:t>294</w:t>
+              <w:t>300</w:t>
             </w:r>
           </w:p>
         </w:tc>
@@ -1630,13 +1624,13 @@
               <w:rPr>
                 <w:rFonts w:ascii="Times New Roman" w:hAnsi="Times New Roman" w:cs="Times New Roman"/>
               </w:rPr>
-              <w:t>22</w:t>
-            </w:r>
-            <w:r>
-              <w:rPr>
-                <w:rFonts w:ascii="Times New Roman" w:hAnsi="Times New Roman" w:cs="Times New Roman"/>
-              </w:rPr>
-              <w:t>6</w:t>
+              <w:t>2</w:t>
+            </w:r>
+            <w:r>
+              <w:rPr>
+                <w:rFonts w:ascii="Times New Roman" w:hAnsi="Times New Roman" w:cs="Times New Roman"/>
+              </w:rPr>
+              <w:t>18</w:t>
             </w:r>
           </w:p>
         </w:tc>
@@ -1726,13 +1720,7 @@
               <w:rPr>
                 <w:rFonts w:ascii="Times New Roman" w:hAnsi="Times New Roman" w:cs="Times New Roman"/>
               </w:rPr>
-              <w:t>28</w:t>
-            </w:r>
-            <w:r>
-              <w:rPr>
-                <w:rFonts w:ascii="Times New Roman" w:hAnsi="Times New Roman" w:cs="Times New Roman"/>
-              </w:rPr>
-              <w:t>6</w:t>
+              <w:t>296</w:t>
             </w:r>
           </w:p>
         </w:tc>
@@ -1816,7 +1804,13 @@
               <w:rPr>
                 <w:rFonts w:ascii="Times New Roman" w:hAnsi="Times New Roman" w:cs="Times New Roman"/>
               </w:rPr>
-              <w:t>20</w:t>
+              <w:t>2</w:t>
+            </w:r>
+            <w:r>
+              <w:rPr>
+                <w:rFonts w:ascii="Times New Roman" w:hAnsi="Times New Roman" w:cs="Times New Roman"/>
+              </w:rPr>
+              <w:t>2</w:t>
             </w:r>
             <w:r>
               <w:rPr>
@@ -2076,8 +2070,25 @@
                 <w:kern w:val="0"/>
                 <w14:ligatures w14:val="none"/>
               </w:rPr>
-              <w:t>2</w:t>
-            </w:r>
+              <w:t>2925</w:t>
+            </w:r>
+          </w:p>
+        </w:tc>
+        <w:tc>
+          <w:tcPr>
+            <w:tcW w:w="4768" w:type="dxa"/>
+            <w:gridSpan w:val="2"/>
+            <w:vAlign w:val="center"/>
+          </w:tcPr>
+          <w:p>
+            <w:pPr>
+              <w:rPr>
+                <w:rFonts w:ascii="Times New Roman" w:eastAsia="Times New Roman" w:hAnsi="Times New Roman" w:cs="Times New Roman"/>
+                <w:color w:val="000000"/>
+                <w:kern w:val="0"/>
+                <w14:ligatures w14:val="none"/>
+              </w:rPr>
+            </w:pPr>
             <w:r>
               <w:rPr>
                 <w:rFonts w:ascii="Times New Roman" w:eastAsia="Times New Roman" w:hAnsi="Times New Roman" w:cs="Times New Roman"/>
@@ -2087,7 +2098,7 @@
                 <w:kern w:val="0"/>
                 <w14:ligatures w14:val="none"/>
               </w:rPr>
-              <w:t>8</w:t>
+              <w:t>Total Lines of Code</w:t>
             </w:r>
             <w:r>
               <w:rPr>
@@ -2098,68 +2109,7 @@
                 <w:kern w:val="0"/>
                 <w14:ligatures w14:val="none"/>
               </w:rPr>
-              <w:t>92</w:t>
-            </w:r>
-          </w:p>
-        </w:tc>
-        <w:tc>
-          <w:tcPr>
-            <w:tcW w:w="4768" w:type="dxa"/>
-            <w:gridSpan w:val="2"/>
-            <w:vAlign w:val="center"/>
-          </w:tcPr>
-          <w:p>
-            <w:pPr>
-              <w:rPr>
-                <w:rFonts w:ascii="Times New Roman" w:eastAsia="Times New Roman" w:hAnsi="Times New Roman" w:cs="Times New Roman"/>
-                <w:color w:val="000000"/>
-                <w:kern w:val="0"/>
-                <w14:ligatures w14:val="none"/>
-              </w:rPr>
-            </w:pPr>
-            <w:r>
-              <w:rPr>
-                <w:rFonts w:ascii="Times New Roman" w:eastAsia="Times New Roman" w:hAnsi="Times New Roman" w:cs="Times New Roman"/>
-                <w:b/>
-                <w:bCs/>
-                <w:color w:val="000000"/>
-                <w:kern w:val="0"/>
-                <w14:ligatures w14:val="none"/>
-              </w:rPr>
-              <w:t>Total Lines of Code</w:t>
-            </w:r>
-            <w:r>
-              <w:rPr>
-                <w:rFonts w:ascii="Times New Roman" w:eastAsia="Times New Roman" w:hAnsi="Times New Roman" w:cs="Times New Roman"/>
-                <w:b/>
-                <w:bCs/>
-                <w:color w:val="000000"/>
-                <w:kern w:val="0"/>
-                <w14:ligatures w14:val="none"/>
-              </w:rPr>
-              <w:t xml:space="preserve"> (with</w:t>
-            </w:r>
-            <w:r>
-              <w:rPr>
-                <w:rFonts w:ascii="Times New Roman" w:eastAsia="Times New Roman" w:hAnsi="Times New Roman" w:cs="Times New Roman"/>
-                <w:b/>
-                <w:bCs/>
-                <w:color w:val="000000"/>
-                <w:kern w:val="0"/>
-                <w14:ligatures w14:val="none"/>
-              </w:rPr>
-              <w:t xml:space="preserve">out </w:t>
-            </w:r>
-            <w:r>
-              <w:rPr>
-                <w:rFonts w:ascii="Times New Roman" w:eastAsia="Times New Roman" w:hAnsi="Times New Roman" w:cs="Times New Roman"/>
-                <w:b/>
-                <w:bCs/>
-                <w:color w:val="000000"/>
-                <w:kern w:val="0"/>
-                <w14:ligatures w14:val="none"/>
-              </w:rPr>
-              <w:t>comments)</w:t>
+              <w:t xml:space="preserve"> (without comments)</w:t>
             </w:r>
             <w:r>
               <w:rPr>

--- a/Authorship Report.docx
+++ b/Authorship Report.docx
@@ -1988,7 +1988,7 @@
               <w:rPr>
                 <w:rFonts w:ascii="Times New Roman" w:hAnsi="Times New Roman" w:cs="Times New Roman"/>
               </w:rPr>
-              <w:t>61</w:t>
+              <w:t xml:space="preserve">116 </w:t>
             </w:r>
           </w:p>
         </w:tc>
@@ -2070,7 +2070,7 @@
                 <w:kern w:val="0"/>
                 <w14:ligatures w14:val="none"/>
               </w:rPr>
-              <w:t>2925</w:t>
+              <w:t>2980</w:t>
             </w:r>
           </w:p>
         </w:tc>
